--- a/Citation/Citation.docx
+++ b/Citation/Citation.docx
@@ -1516,20 +1516,202 @@
     <w:p>
       <w:pPr>
         <w:rPr>
-          <w:rFonts w:hint="default"/>
-          <w:lang w:val="en-US" w:eastAsia="zh-CN"/>
-        </w:rPr>
-      </w:pPr>
-    </w:p>
-    <w:p>
-      <w:pPr>
-        <w:rPr>
-          <w:rFonts w:hint="default"/>
-          <w:lang w:val="en-US" w:eastAsia="zh-CN"/>
-        </w:rPr>
-      </w:pPr>
+          <w:rFonts w:hint="eastAsia"/>
+          <w:lang w:val="en-US" w:eastAsia="zh-CN"/>
+        </w:rPr>
+      </w:pPr>
+      <w:r>
+        <w:rPr>
+          <w:rFonts w:hint="eastAsia"/>
+          <w:lang w:val="en-US" w:eastAsia="zh-CN"/>
+        </w:rPr>
+        <w:t xml:space="preserve">8. </w:t>
+      </w:r>
       <w:bookmarkStart w:id="0" w:name="_GoBack"/>
       <w:bookmarkEnd w:id="0"/>
+      <w:r>
+        <w:rPr>
+          <w:rFonts w:hint="eastAsia"/>
+          <w:lang w:val="en-US" w:eastAsia="zh-CN"/>
+        </w:rPr>
+        <w:t>Background Music — Horror Chase Chapter 1</w:t>
+      </w:r>
+    </w:p>
+    <w:p>
+      <w:pPr>
+        <w:rPr>
+          <w:rFonts w:hint="eastAsia"/>
+          <w:lang w:val="en-US" w:eastAsia="zh-CN"/>
+        </w:rPr>
+      </w:pPr>
+      <w:r>
+        <w:rPr>
+          <w:rFonts w:hint="eastAsia"/>
+          <w:lang w:val="en-US" w:eastAsia="zh-CN"/>
+        </w:rPr>
+        <w:t>Asset Name: Horror Chase Chapter 1</w:t>
+      </w:r>
+    </w:p>
+    <w:p>
+      <w:pPr>
+        <w:rPr>
+          <w:rFonts w:hint="eastAsia"/>
+          <w:lang w:val="en-US" w:eastAsia="zh-CN"/>
+        </w:rPr>
+      </w:pPr>
+      <w:r>
+        <w:rPr>
+          <w:rFonts w:hint="eastAsia"/>
+          <w:lang w:val="en-US" w:eastAsia="zh-CN"/>
+        </w:rPr>
+        <w:t>Creator: Steve Oxen / Fesliyan Studios Inc.</w:t>
+      </w:r>
+    </w:p>
+    <w:p>
+      <w:pPr>
+        <w:rPr>
+          <w:rFonts w:hint="eastAsia"/>
+          <w:lang w:val="en-US" w:eastAsia="zh-CN"/>
+        </w:rPr>
+      </w:pPr>
+      <w:r>
+        <w:rPr>
+          <w:rFonts w:hint="eastAsia"/>
+          <w:lang w:val="en-US" w:eastAsia="zh-CN"/>
+        </w:rPr>
+        <w:t>Source: </w:t>
+      </w:r>
+      <w:r>
+        <w:rPr>
+          <w:rFonts w:hint="eastAsia"/>
+          <w:lang w:val="en-US" w:eastAsia="zh-CN"/>
+        </w:rPr>
+        <w:fldChar w:fldCharType="begin"/>
+      </w:r>
+      <w:r>
+        <w:rPr>
+          <w:rFonts w:hint="eastAsia"/>
+          <w:lang w:val="en-US" w:eastAsia="zh-CN"/>
+        </w:rPr>
+        <w:instrText xml:space="preserve"> HYPERLINK "https://www.fesliyanstudios.com/royalty-free-music/downloads-c/chase-scene-music/36" \t "_blank" </w:instrText>
+      </w:r>
+      <w:r>
+        <w:rPr>
+          <w:rFonts w:hint="eastAsia"/>
+          <w:lang w:val="en-US" w:eastAsia="zh-CN"/>
+        </w:rPr>
+        <w:fldChar w:fldCharType="separate"/>
+      </w:r>
+      <w:r>
+        <w:rPr>
+          <w:rFonts w:hint="eastAsia"/>
+          <w:lang w:val="en-US" w:eastAsia="zh-CN"/>
+        </w:rPr>
+        <w:t>https://www.fesliyanstudios.com/royalty-free-music/downloads-c/chase-scene-music/36</w:t>
+      </w:r>
+      <w:r>
+        <w:rPr>
+          <w:rFonts w:hint="eastAsia"/>
+          <w:lang w:val="en-US" w:eastAsia="zh-CN"/>
+        </w:rPr>
+        <w:fldChar w:fldCharType="end"/>
+      </w:r>
+    </w:p>
+    <w:p>
+      <w:pPr>
+        <w:rPr>
+          <w:rFonts w:hint="eastAsia"/>
+          <w:lang w:val="en-US" w:eastAsia="zh-CN"/>
+        </w:rPr>
+      </w:pPr>
+      <w:r>
+        <w:rPr>
+          <w:rFonts w:hint="eastAsia"/>
+          <w:lang w:val="en-US" w:eastAsia="zh-CN"/>
+        </w:rPr>
+        <w:t>License: Fesliyan Studios Royalty-Free License (free for non-commercial use; credit required if no donation made) — </w:t>
+      </w:r>
+      <w:r>
+        <w:rPr>
+          <w:rFonts w:hint="eastAsia"/>
+          <w:lang w:val="en-US" w:eastAsia="zh-CN"/>
+        </w:rPr>
+        <w:fldChar w:fldCharType="begin"/>
+      </w:r>
+      <w:r>
+        <w:rPr>
+          <w:rFonts w:hint="eastAsia"/>
+          <w:lang w:val="en-US" w:eastAsia="zh-CN"/>
+        </w:rPr>
+        <w:instrText xml:space="preserve"> HYPERLINK "https://www.fesliyanstudios.com/policy" \t "_blank" </w:instrText>
+      </w:r>
+      <w:r>
+        <w:rPr>
+          <w:rFonts w:hint="eastAsia"/>
+          <w:lang w:val="en-US" w:eastAsia="zh-CN"/>
+        </w:rPr>
+        <w:fldChar w:fldCharType="separate"/>
+      </w:r>
+      <w:r>
+        <w:rPr>
+          <w:rFonts w:hint="eastAsia"/>
+          <w:lang w:val="en-US" w:eastAsia="zh-CN"/>
+        </w:rPr>
+        <w:t>https://www.fesliyanstudios.com/policy</w:t>
+      </w:r>
+      <w:r>
+        <w:rPr>
+          <w:rFonts w:hint="eastAsia"/>
+          <w:lang w:val="en-US" w:eastAsia="zh-CN"/>
+        </w:rPr>
+        <w:fldChar w:fldCharType="end"/>
+      </w:r>
+    </w:p>
+    <w:p>
+      <w:pPr>
+        <w:rPr>
+          <w:rFonts w:hint="eastAsia"/>
+          <w:lang w:val="en-US" w:eastAsia="zh-CN"/>
+        </w:rPr>
+      </w:pPr>
+      <w:r>
+        <w:rPr>
+          <w:rFonts w:hint="eastAsia"/>
+          <w:lang w:val="en-US" w:eastAsia="zh-CN"/>
+        </w:rPr>
+        <w:t>Accessed: 2026-06-15</w:t>
+      </w:r>
+    </w:p>
+    <w:p>
+      <w:pPr>
+        <w:rPr>
+          <w:rFonts w:hint="eastAsia"/>
+          <w:lang w:val="en-US" w:eastAsia="zh-CN"/>
+        </w:rPr>
+      </w:pPr>
+      <w:r>
+        <w:rPr>
+          <w:rFonts w:hint="eastAsia"/>
+          <w:lang w:val="en-US" w:eastAsia="zh-CN"/>
+        </w:rPr>
+        <w:t>Modifications: Used as chase scene background music</w:t>
+      </w:r>
+    </w:p>
+    <w:p>
+      <w:pPr>
+        <w:rPr>
+          <w:rFonts w:hint="default"/>
+          <w:lang w:val="en-US" w:eastAsia="zh-CN"/>
+        </w:rPr>
+      </w:pPr>
+    </w:p>
+    <w:p>
+      <w:pPr>
+        <w:rPr>
+          <w:rFonts w:hint="default"/>
+          <w:lang w:val="en-US" w:eastAsia="zh-CN"/>
+        </w:rPr>
+      </w:pPr>
     </w:p>
     <w:p>
       <w:pPr>
